--- a/40_AWS/05_改修資料/KSM_AWS_026_Design_マルチテナント設計_ja_vi.docx
+++ b/40_AWS/05_改修資料/KSM_AWS_026_Design_マルチテナント設計_ja_vi.docx
@@ -4,7 +4,10 @@
   <w:body>
     <w:p>
       <w:pPr>
-        <w:spacing w:before="4800" w:after="80"/>
+        <w:pBdr>
+          <w:bottom w:val="single" w:color="C8102E" w:sz="8" w:space="6"/>
+        </w:pBdr>
+        <w:spacing w:before="200" w:after="80"/>
         <w:jc w:val="center"/>
       </w:pPr>
       <w:r>
@@ -13,10 +16,10 @@
           <w:b/>
           <w:bCs/>
           <w:color w:val="C8102E"/>
-          <w:sz w:val="32"/>
-          <w:szCs w:val="32"/>
-        </w:rPr>
-        <w:t xml:space="preserve">カスミ POS AWSインフラ改修</w:t>
+          <w:sz w:val="30"/>
+          <w:szCs w:val="30"/>
+        </w:rPr>
+        <w:t xml:space="preserve">カスミPOS AWSインフラ改修</w:t>
       </w:r>
       <w:r>
         <w:br/>
@@ -32,19 +35,17 @@
         </w:rPr>
         <w:t xml:space="preserve">Cải Tiến Hạ Tầng AWS Kasumi POS</w:t>
       </w:r>
-    </w:p>
-    <w:p>
-      <w:pPr>
-        <w:spacing w:before="80" w:after="80"/>
-        <w:jc w:val="center"/>
-      </w:pPr>
+      <w:r>
+        <w:br/>
+      </w:r>
       <w:r>
         <w:rPr>
           <w:rFonts w:ascii="BIZ UDPGothic" w:cs="BIZ UDPGothic" w:eastAsia="BIZ UDPGothic" w:hAnsi="BIZ UDPGothic"/>
           <w:b/>
           <w:bCs/>
-          <w:sz w:val="32"/>
-          <w:szCs w:val="32"/>
+          <w:color w:val="000000"/>
+          <w:sz w:val="30"/>
+          <w:szCs w:val="30"/>
         </w:rPr>
         <w:t xml:space="preserve">マルチテナント設計書</w:t>
       </w:r>
@@ -62,471 +63,6 @@
         </w:rPr>
         <w:t xml:space="preserve">Tài Liệu Thiết Kế Multi-Tenant</w:t>
       </w:r>
-    </w:p>
-    <w:p>
-      <w:pPr>
-        <w:spacing w:before="2400"/>
-      </w:pPr>
-    </w:p>
-    <w:tbl>
-      <w:tblPr>
-        <w:tblW w:type="dxa" w:w="6000"/>
-        <w:jc w:val="center"/>
-        <w:tblBorders>
-          <w:top w:val="single" w:color="auto" w:sz="4"/>
-          <w:left w:val="single" w:color="auto" w:sz="4"/>
-          <w:bottom w:val="single" w:color="auto" w:sz="4"/>
-          <w:right w:val="single" w:color="auto" w:sz="4"/>
-          <w:insideH w:val="single" w:color="auto" w:sz="4"/>
-          <w:insideV w:val="single" w:color="auto" w:sz="4"/>
-        </w:tblBorders>
-      </w:tblPr>
-      <w:tblGrid>
-        <w:gridCol w:w="2000"/>
-        <w:gridCol w:w="4000"/>
-      </w:tblGrid>
-      <w:tr>
-        <w:trPr>
-          <w:cantSplit/>
-        </w:trPr>
-        <w:tc>
-          <w:tcPr>
-            <w:tcW w:type="dxa" w:w="2000"/>
-            <w:tcBorders>
-              <w:top w:val="single" w:color="CCCCCC" w:sz="4"/>
-              <w:left w:val="single" w:color="CCCCCC" w:sz="4"/>
-              <w:bottom w:val="single" w:color="CCCCCC" w:sz="4"/>
-              <w:right w:val="single" w:color="CCCCCC" w:sz="4"/>
-            </w:tcBorders>
-            <w:shd w:fill="E8E8E8" w:val="clear"/>
-            <w:tcMar>
-              <w:top w:type="dxa" w:w="80"/>
-              <w:left w:type="dxa" w:w="120"/>
-              <w:bottom w:type="dxa" w:w="80"/>
-              <w:right w:type="dxa" w:w="120"/>
-            </w:tcMar>
-            <w:vAlign w:val="center"/>
-          </w:tcPr>
-          <w:p>
-            <w:r>
-              <w:rPr>
-                <w:rFonts w:ascii="BIZ UDPGothic" w:cs="BIZ UDPGothic" w:eastAsia="BIZ UDPGothic" w:hAnsi="BIZ UDPGothic"/>
-                <w:b/>
-                <w:bCs/>
-                <w:color w:val="000000"/>
-                <w:sz w:val="18"/>
-                <w:szCs w:val="18"/>
-              </w:rPr>
-              <w:t xml:space="preserve">文書番号</w:t>
-            </w:r>
-            <w:r>
-              <w:rPr>
-                <w:rFonts w:ascii="BIZ UDPGothic" w:cs="BIZ UDPGothic" w:eastAsia="BIZ UDPGothic" w:hAnsi="BIZ UDPGothic"/>
-                <w:i/>
-                <w:iCs/>
-                <w:color w:val="888888"/>
-                <w:sz w:val="16"/>
-                <w:szCs w:val="16"/>
-              </w:rPr>
-              <w:t xml:space="preserve"> / </w:t>
-            </w:r>
-            <w:r>
-              <w:rPr>
-                <w:rFonts w:ascii="BIZ UDPGothic" w:cs="BIZ UDPGothic" w:eastAsia="BIZ UDPGothic" w:hAnsi="BIZ UDPGothic"/>
-                <w:i/>
-                <w:iCs/>
-                <w:color w:val="888888"/>
-                <w:sz w:val="16"/>
-                <w:szCs w:val="16"/>
-              </w:rPr>
-              <w:t xml:space="preserve">Mã tài liệu</w:t>
-            </w:r>
-          </w:p>
-        </w:tc>
-        <w:tc>
-          <w:tcPr>
-            <w:tcW w:type="dxa" w:w="4000"/>
-            <w:tcBorders>
-              <w:top w:val="single" w:color="CCCCCC" w:sz="4"/>
-              <w:left w:val="single" w:color="CCCCCC" w:sz="4"/>
-              <w:bottom w:val="single" w:color="CCCCCC" w:sz="4"/>
-              <w:right w:val="single" w:color="CCCCCC" w:sz="4"/>
-            </w:tcBorders>
-            <w:shd w:fill="FFFFFF" w:val="clear"/>
-            <w:tcMar>
-              <w:top w:type="dxa" w:w="80"/>
-              <w:left w:type="dxa" w:w="120"/>
-              <w:bottom w:type="dxa" w:w="80"/>
-              <w:right w:type="dxa" w:w="120"/>
-            </w:tcMar>
-            <w:vAlign w:val="center"/>
-          </w:tcPr>
-          <w:p>
-            <w:r>
-              <w:rPr>
-                <w:rFonts w:ascii="BIZ UDPGothic" w:cs="BIZ UDPGothic" w:eastAsia="BIZ UDPGothic" w:hAnsi="BIZ UDPGothic"/>
-                <w:b w:val="false"/>
-                <w:bCs w:val="false"/>
-                <w:color w:val="404040"/>
-                <w:sz w:val="18"/>
-                <w:szCs w:val="18"/>
-              </w:rPr>
-              <w:t xml:space="preserve">KSM-AWS-026</w:t>
-            </w:r>
-          </w:p>
-        </w:tc>
-      </w:tr>
-      <w:tr>
-        <w:trPr>
-          <w:cantSplit/>
-        </w:trPr>
-        <w:tc>
-          <w:tcPr>
-            <w:tcW w:type="dxa" w:w="2000"/>
-            <w:tcBorders>
-              <w:top w:val="single" w:color="CCCCCC" w:sz="4"/>
-              <w:left w:val="single" w:color="CCCCCC" w:sz="4"/>
-              <w:bottom w:val="single" w:color="CCCCCC" w:sz="4"/>
-              <w:right w:val="single" w:color="CCCCCC" w:sz="4"/>
-            </w:tcBorders>
-            <w:shd w:fill="E8E8E8" w:val="clear"/>
-            <w:tcMar>
-              <w:top w:type="dxa" w:w="80"/>
-              <w:left w:type="dxa" w:w="120"/>
-              <w:bottom w:type="dxa" w:w="80"/>
-              <w:right w:type="dxa" w:w="120"/>
-            </w:tcMar>
-            <w:vAlign w:val="center"/>
-          </w:tcPr>
-          <w:p>
-            <w:r>
-              <w:rPr>
-                <w:rFonts w:ascii="BIZ UDPGothic" w:cs="BIZ UDPGothic" w:eastAsia="BIZ UDPGothic" w:hAnsi="BIZ UDPGothic"/>
-                <w:b/>
-                <w:bCs/>
-                <w:color w:val="000000"/>
-                <w:sz w:val="18"/>
-                <w:szCs w:val="18"/>
-              </w:rPr>
-              <w:t xml:space="preserve">版数</w:t>
-            </w:r>
-            <w:r>
-              <w:rPr>
-                <w:rFonts w:ascii="BIZ UDPGothic" w:cs="BIZ UDPGothic" w:eastAsia="BIZ UDPGothic" w:hAnsi="BIZ UDPGothic"/>
-                <w:i/>
-                <w:iCs/>
-                <w:color w:val="888888"/>
-                <w:sz w:val="16"/>
-                <w:szCs w:val="16"/>
-              </w:rPr>
-              <w:t xml:space="preserve"> / </w:t>
-            </w:r>
-            <w:r>
-              <w:rPr>
-                <w:rFonts w:ascii="BIZ UDPGothic" w:cs="BIZ UDPGothic" w:eastAsia="BIZ UDPGothic" w:hAnsi="BIZ UDPGothic"/>
-                <w:i/>
-                <w:iCs/>
-                <w:color w:val="888888"/>
-                <w:sz w:val="16"/>
-                <w:szCs w:val="16"/>
-              </w:rPr>
-              <w:t xml:space="preserve">Phiên bản</w:t>
-            </w:r>
-          </w:p>
-        </w:tc>
-        <w:tc>
-          <w:tcPr>
-            <w:tcW w:type="dxa" w:w="4000"/>
-            <w:tcBorders>
-              <w:top w:val="single" w:color="CCCCCC" w:sz="4"/>
-              <w:left w:val="single" w:color="CCCCCC" w:sz="4"/>
-              <w:bottom w:val="single" w:color="CCCCCC" w:sz="4"/>
-              <w:right w:val="single" w:color="CCCCCC" w:sz="4"/>
-            </w:tcBorders>
-            <w:shd w:fill="FFFFFF" w:val="clear"/>
-            <w:tcMar>
-              <w:top w:type="dxa" w:w="80"/>
-              <w:left w:type="dxa" w:w="120"/>
-              <w:bottom w:type="dxa" w:w="80"/>
-              <w:right w:type="dxa" w:w="120"/>
-            </w:tcMar>
-            <w:vAlign w:val="center"/>
-          </w:tcPr>
-          <w:p>
-            <w:r>
-              <w:rPr>
-                <w:rFonts w:ascii="BIZ UDPGothic" w:cs="BIZ UDPGothic" w:eastAsia="BIZ UDPGothic" w:hAnsi="BIZ UDPGothic"/>
-                <w:b w:val="false"/>
-                <w:bCs w:val="false"/>
-                <w:color w:val="404040"/>
-                <w:sz w:val="18"/>
-                <w:szCs w:val="18"/>
-              </w:rPr>
-              <w:t xml:space="preserve">0.1</w:t>
-            </w:r>
-          </w:p>
-        </w:tc>
-      </w:tr>
-      <w:tr>
-        <w:trPr>
-          <w:cantSplit/>
-        </w:trPr>
-        <w:tc>
-          <w:tcPr>
-            <w:tcW w:type="dxa" w:w="2000"/>
-            <w:tcBorders>
-              <w:top w:val="single" w:color="CCCCCC" w:sz="4"/>
-              <w:left w:val="single" w:color="CCCCCC" w:sz="4"/>
-              <w:bottom w:val="single" w:color="CCCCCC" w:sz="4"/>
-              <w:right w:val="single" w:color="CCCCCC" w:sz="4"/>
-            </w:tcBorders>
-            <w:shd w:fill="E8E8E8" w:val="clear"/>
-            <w:tcMar>
-              <w:top w:type="dxa" w:w="80"/>
-              <w:left w:type="dxa" w:w="120"/>
-              <w:bottom w:type="dxa" w:w="80"/>
-              <w:right w:type="dxa" w:w="120"/>
-            </w:tcMar>
-            <w:vAlign w:val="center"/>
-          </w:tcPr>
-          <w:p>
-            <w:r>
-              <w:rPr>
-                <w:rFonts w:ascii="BIZ UDPGothic" w:cs="BIZ UDPGothic" w:eastAsia="BIZ UDPGothic" w:hAnsi="BIZ UDPGothic"/>
-                <w:b/>
-                <w:bCs/>
-                <w:color w:val="000000"/>
-                <w:sz w:val="18"/>
-                <w:szCs w:val="18"/>
-              </w:rPr>
-              <w:t xml:space="preserve">作成日</w:t>
-            </w:r>
-            <w:r>
-              <w:rPr>
-                <w:rFonts w:ascii="BIZ UDPGothic" w:cs="BIZ UDPGothic" w:eastAsia="BIZ UDPGothic" w:hAnsi="BIZ UDPGothic"/>
-                <w:i/>
-                <w:iCs/>
-                <w:color w:val="888888"/>
-                <w:sz w:val="16"/>
-                <w:szCs w:val="16"/>
-              </w:rPr>
-              <w:t xml:space="preserve"> / </w:t>
-            </w:r>
-            <w:r>
-              <w:rPr>
-                <w:rFonts w:ascii="BIZ UDPGothic" w:cs="BIZ UDPGothic" w:eastAsia="BIZ UDPGothic" w:hAnsi="BIZ UDPGothic"/>
-                <w:i/>
-                <w:iCs/>
-                <w:color w:val="888888"/>
-                <w:sz w:val="16"/>
-                <w:szCs w:val="16"/>
-              </w:rPr>
-              <w:t xml:space="preserve">Ngày tạo</w:t>
-            </w:r>
-          </w:p>
-        </w:tc>
-        <w:tc>
-          <w:tcPr>
-            <w:tcW w:type="dxa" w:w="4000"/>
-            <w:tcBorders>
-              <w:top w:val="single" w:color="CCCCCC" w:sz="4"/>
-              <w:left w:val="single" w:color="CCCCCC" w:sz="4"/>
-              <w:bottom w:val="single" w:color="CCCCCC" w:sz="4"/>
-              <w:right w:val="single" w:color="CCCCCC" w:sz="4"/>
-            </w:tcBorders>
-            <w:shd w:fill="FFFFFF" w:val="clear"/>
-            <w:tcMar>
-              <w:top w:type="dxa" w:w="80"/>
-              <w:left w:type="dxa" w:w="120"/>
-              <w:bottom w:type="dxa" w:w="80"/>
-              <w:right w:type="dxa" w:w="120"/>
-            </w:tcMar>
-            <w:vAlign w:val="center"/>
-          </w:tcPr>
-          <w:p>
-            <w:r>
-              <w:rPr>
-                <w:rFonts w:ascii="BIZ UDPGothic" w:cs="BIZ UDPGothic" w:eastAsia="BIZ UDPGothic" w:hAnsi="BIZ UDPGothic"/>
-                <w:b w:val="false"/>
-                <w:bCs w:val="false"/>
-                <w:color w:val="404040"/>
-                <w:sz w:val="18"/>
-                <w:szCs w:val="18"/>
-              </w:rPr>
-              <w:t xml:space="preserve">2026/03/18</w:t>
-            </w:r>
-          </w:p>
-        </w:tc>
-      </w:tr>
-      <w:tr>
-        <w:trPr>
-          <w:cantSplit/>
-        </w:trPr>
-        <w:tc>
-          <w:tcPr>
-            <w:tcW w:type="dxa" w:w="2000"/>
-            <w:tcBorders>
-              <w:top w:val="single" w:color="CCCCCC" w:sz="4"/>
-              <w:left w:val="single" w:color="CCCCCC" w:sz="4"/>
-              <w:bottom w:val="single" w:color="CCCCCC" w:sz="4"/>
-              <w:right w:val="single" w:color="CCCCCC" w:sz="4"/>
-            </w:tcBorders>
-            <w:shd w:fill="E8E8E8" w:val="clear"/>
-            <w:tcMar>
-              <w:top w:type="dxa" w:w="80"/>
-              <w:left w:type="dxa" w:w="120"/>
-              <w:bottom w:type="dxa" w:w="80"/>
-              <w:right w:type="dxa" w:w="120"/>
-            </w:tcMar>
-            <w:vAlign w:val="center"/>
-          </w:tcPr>
-          <w:p>
-            <w:r>
-              <w:rPr>
-                <w:rFonts w:ascii="BIZ UDPGothic" w:cs="BIZ UDPGothic" w:eastAsia="BIZ UDPGothic" w:hAnsi="BIZ UDPGothic"/>
-                <w:b/>
-                <w:bCs/>
-                <w:color w:val="000000"/>
-                <w:sz w:val="18"/>
-                <w:szCs w:val="18"/>
-              </w:rPr>
-              <w:t xml:space="preserve">ステータス</w:t>
-            </w:r>
-            <w:r>
-              <w:rPr>
-                <w:rFonts w:ascii="BIZ UDPGothic" w:cs="BIZ UDPGothic" w:eastAsia="BIZ UDPGothic" w:hAnsi="BIZ UDPGothic"/>
-                <w:i/>
-                <w:iCs/>
-                <w:color w:val="888888"/>
-                <w:sz w:val="16"/>
-                <w:szCs w:val="16"/>
-              </w:rPr>
-              <w:t xml:space="preserve"> / </w:t>
-            </w:r>
-            <w:r>
-              <w:rPr>
-                <w:rFonts w:ascii="BIZ UDPGothic" w:cs="BIZ UDPGothic" w:eastAsia="BIZ UDPGothic" w:hAnsi="BIZ UDPGothic"/>
-                <w:i/>
-                <w:iCs/>
-                <w:color w:val="888888"/>
-                <w:sz w:val="16"/>
-                <w:szCs w:val="16"/>
-              </w:rPr>
-              <w:t xml:space="preserve">Trạng thái</w:t>
-            </w:r>
-          </w:p>
-        </w:tc>
-        <w:tc>
-          <w:tcPr>
-            <w:tcW w:type="dxa" w:w="4000"/>
-            <w:tcBorders>
-              <w:top w:val="single" w:color="CCCCCC" w:sz="4"/>
-              <w:left w:val="single" w:color="CCCCCC" w:sz="4"/>
-              <w:bottom w:val="single" w:color="CCCCCC" w:sz="4"/>
-              <w:right w:val="single" w:color="CCCCCC" w:sz="4"/>
-            </w:tcBorders>
-            <w:shd w:fill="FFFFFF" w:val="clear"/>
-            <w:tcMar>
-              <w:top w:type="dxa" w:w="80"/>
-              <w:left w:type="dxa" w:w="120"/>
-              <w:bottom w:type="dxa" w:w="80"/>
-              <w:right w:type="dxa" w:w="120"/>
-            </w:tcMar>
-            <w:vAlign w:val="center"/>
-          </w:tcPr>
-          <w:p>
-            <w:r>
-              <w:rPr>
-                <w:rFonts w:ascii="BIZ UDPGothic" w:cs="BIZ UDPGothic" w:eastAsia="BIZ UDPGothic" w:hAnsi="BIZ UDPGothic"/>
-                <w:b w:val="false"/>
-                <w:bCs w:val="false"/>
-                <w:color w:val="404040"/>
-                <w:sz w:val="18"/>
-                <w:szCs w:val="18"/>
-              </w:rPr>
-              <w:t xml:space="preserve">設計中</w:t>
-            </w:r>
-            <w:r>
-              <w:rPr>
-                <w:rFonts w:ascii="BIZ UDPGothic" w:cs="BIZ UDPGothic" w:eastAsia="BIZ UDPGothic" w:hAnsi="BIZ UDPGothic"/>
-                <w:i/>
-                <w:iCs/>
-                <w:color w:val="888888"/>
-                <w:sz w:val="16"/>
-                <w:szCs w:val="16"/>
-              </w:rPr>
-              <w:t xml:space="preserve"> / </w:t>
-            </w:r>
-            <w:r>
-              <w:rPr>
-                <w:rFonts w:ascii="BIZ UDPGothic" w:cs="BIZ UDPGothic" w:eastAsia="BIZ UDPGothic" w:hAnsi="BIZ UDPGothic"/>
-                <w:i/>
-                <w:iCs/>
-                <w:color w:val="888888"/>
-                <w:sz w:val="16"/>
-                <w:szCs w:val="16"/>
-              </w:rPr>
-              <w:t xml:space="preserve">Đang thiết kế</w:t>
-            </w:r>
-          </w:p>
-        </w:tc>
-      </w:tr>
-    </w:tbl>
-    <w:p>
-      <w:pPr>
-        <w:spacing w:before="1400"/>
-        <w:jc w:val="center"/>
-      </w:pPr>
-      <w:r>
-        <w:drawing>
-          <wp:inline distT="0" distB="0" distL="0" distR="0">
-            <wp:extent cx="857250" cy="428625"/>
-            <wp:effectExtent t="0" r="0" b="0" l="0"/>
-            <wp:docPr id="1" name="" descr="" title=""/>
-            <wp:cNvGraphicFramePr>
-              <a:graphicFrameLocks xmlns:a="http://schemas.openxmlformats.org/drawingml/2006/main" noChangeAspect="1"/>
-            </wp:cNvGraphicFramePr>
-            <a:graphic xmlns:a="http://schemas.openxmlformats.org/drawingml/2006/main">
-              <a:graphicData uri="http://schemas.openxmlformats.org/drawingml/2006/picture">
-                <pic:pic xmlns:pic="http://schemas.openxmlformats.org/drawingml/2006/picture">
-                  <pic:nvPicPr>
-                    <pic:cNvPr id="0" name="" descr=""/>
-                    <pic:cNvPicPr>
-                      <a:picLocks noChangeAspect="1" noChangeArrowheads="1"/>
-                    </pic:cNvPicPr>
-                  </pic:nvPicPr>
-                  <pic:blipFill>
-                    <a:blip r:embed="rId6" cstate="none"/>
-                    <a:srcRect/>
-                    <a:stretch>
-                      <a:fillRect/>
-                    </a:stretch>
-                  </pic:blipFill>
-                  <pic:spPr bwMode="auto">
-                    <a:xfrm>
-                      <a:off x="0" y="0"/>
-                      <a:ext cx="857250" cy="428625"/>
-                    </a:xfrm>
-                    <a:prstGeom prst="rect">
-                      <a:avLst/>
-                    </a:prstGeom>
-                  </pic:spPr>
-                </pic:pic>
-              </a:graphicData>
-            </a:graphic>
-          </wp:inline>
-        </w:drawing>
-      </w:r>
-    </w:p>
-    <w:p>
-      <w:pPr>
-        <w:sectPr>
-          <w:pgSz w:w="11906" w:h="16838" w:orient="portrait"/>
-          <w:pgMar w:top="1600" w:right="1100" w:bottom="1200" w:left="1100" w:header="708" w:footer="708" w:gutter="0"/>
-          <w:pgNumType/>
-          <w:docGrid w:linePitch="360"/>
-        </w:sectPr>
-      </w:pPr>
     </w:p>
     <w:p>
       <w:pPr>
@@ -661,6 +197,8 @@
                 <w:rFonts w:ascii="BIZ UDPGothic" w:cs="BIZ UDPGothic" w:eastAsia="BIZ UDPGothic" w:hAnsi="BIZ UDPGothic"/>
                 <w:b w:val="false"/>
                 <w:bCs w:val="false"/>
+                <w:i w:val="false"/>
+                <w:iCs w:val="false"/>
                 <w:color w:val="404040"/>
                 <w:sz w:val="18"/>
                 <w:szCs w:val="18"/>
@@ -860,6 +398,8 @@
                 <w:rFonts w:ascii="BIZ UDPGothic" w:cs="BIZ UDPGothic" w:eastAsia="BIZ UDPGothic" w:hAnsi="BIZ UDPGothic"/>
                 <w:b w:val="false"/>
                 <w:bCs w:val="false"/>
+                <w:i w:val="false"/>
+                <w:iCs w:val="false"/>
                 <w:color w:val="404040"/>
                 <w:sz w:val="18"/>
                 <w:szCs w:val="18"/>
@@ -1059,6 +599,8 @@
                 <w:rFonts w:ascii="BIZ UDPGothic" w:cs="BIZ UDPGothic" w:eastAsia="BIZ UDPGothic" w:hAnsi="BIZ UDPGothic"/>
                 <w:b w:val="false"/>
                 <w:bCs w:val="false"/>
+                <w:i w:val="false"/>
+                <w:iCs w:val="false"/>
                 <w:color w:val="404040"/>
                 <w:sz w:val="18"/>
                 <w:szCs w:val="18"/>
@@ -1258,6 +800,8 @@
                 <w:rFonts w:ascii="BIZ UDPGothic" w:cs="BIZ UDPGothic" w:eastAsia="BIZ UDPGothic" w:hAnsi="BIZ UDPGothic"/>
                 <w:b w:val="false"/>
                 <w:bCs w:val="false"/>
+                <w:i w:val="false"/>
+                <w:iCs w:val="false"/>
                 <w:color w:val="404040"/>
                 <w:sz w:val="18"/>
                 <w:szCs w:val="18"/>
@@ -1344,6 +888,8 @@
                 <w:rFonts w:ascii="BIZ UDPGothic" w:cs="BIZ UDPGothic" w:eastAsia="BIZ UDPGothic" w:hAnsi="BIZ UDPGothic"/>
                 <w:b w:val="false"/>
                 <w:bCs w:val="false"/>
+                <w:i w:val="false"/>
+                <w:iCs w:val="false"/>
                 <w:color w:val="404040"/>
                 <w:sz w:val="18"/>
                 <w:szCs w:val="18"/>
@@ -1435,6 +981,8 @@
                 <w:rFonts w:ascii="BIZ UDPGothic" w:cs="BIZ UDPGothic" w:eastAsia="BIZ UDPGothic" w:hAnsi="BIZ UDPGothic"/>
                 <w:b w:val="false"/>
                 <w:bCs w:val="false"/>
+                <w:i w:val="false"/>
+                <w:iCs w:val="false"/>
                 <w:color w:val="404040"/>
                 <w:sz w:val="18"/>
                 <w:szCs w:val="18"/>
@@ -1521,6 +1069,8 @@
                 <w:rFonts w:ascii="BIZ UDPGothic" w:cs="BIZ UDPGothic" w:eastAsia="BIZ UDPGothic" w:hAnsi="BIZ UDPGothic"/>
                 <w:b w:val="false"/>
                 <w:bCs w:val="false"/>
+                <w:i w:val="false"/>
+                <w:iCs w:val="false"/>
                 <w:color w:val="404040"/>
                 <w:sz w:val="18"/>
                 <w:szCs w:val="18"/>
@@ -1612,6 +1162,8 @@
                 <w:rFonts w:ascii="BIZ UDPGothic" w:cs="BIZ UDPGothic" w:eastAsia="BIZ UDPGothic" w:hAnsi="BIZ UDPGothic"/>
                 <w:b w:val="false"/>
                 <w:bCs w:val="false"/>
+                <w:i w:val="false"/>
+                <w:iCs w:val="false"/>
                 <w:color w:val="404040"/>
                 <w:sz w:val="18"/>
                 <w:szCs w:val="18"/>
@@ -1698,6 +1250,8 @@
                 <w:rFonts w:ascii="BIZ UDPGothic" w:cs="BIZ UDPGothic" w:eastAsia="BIZ UDPGothic" w:hAnsi="BIZ UDPGothic"/>
                 <w:b w:val="false"/>
                 <w:bCs w:val="false"/>
+                <w:i w:val="false"/>
+                <w:iCs w:val="false"/>
                 <w:color w:val="404040"/>
                 <w:sz w:val="18"/>
                 <w:szCs w:val="18"/>
@@ -2145,6 +1699,8 @@
                 <w:rFonts w:ascii="BIZ UDPGothic" w:cs="BIZ UDPGothic" w:eastAsia="BIZ UDPGothic" w:hAnsi="BIZ UDPGothic"/>
                 <w:b w:val="false"/>
                 <w:bCs w:val="false"/>
+                <w:i w:val="false"/>
+                <w:iCs w:val="false"/>
                 <w:color w:val="404040"/>
                 <w:sz w:val="18"/>
                 <w:szCs w:val="18"/>
@@ -2284,6 +1840,8 @@
                 <w:rFonts w:ascii="BIZ UDPGothic" w:cs="BIZ UDPGothic" w:eastAsia="BIZ UDPGothic" w:hAnsi="BIZ UDPGothic"/>
                 <w:b w:val="false"/>
                 <w:bCs w:val="false"/>
+                <w:i w:val="false"/>
+                <w:iCs w:val="false"/>
                 <w:color w:val="404040"/>
                 <w:sz w:val="18"/>
                 <w:szCs w:val="18"/>
@@ -2423,6 +1981,8 @@
                 <w:rFonts w:ascii="BIZ UDPGothic" w:cs="BIZ UDPGothic" w:eastAsia="BIZ UDPGothic" w:hAnsi="BIZ UDPGothic"/>
                 <w:b w:val="false"/>
                 <w:bCs w:val="false"/>
+                <w:i w:val="false"/>
+                <w:iCs w:val="false"/>
                 <w:color w:val="404040"/>
                 <w:sz w:val="18"/>
                 <w:szCs w:val="18"/>
@@ -3054,6 +2614,8 @@
                 <w:rFonts w:ascii="BIZ UDPGothic" w:cs="BIZ UDPGothic" w:eastAsia="BIZ UDPGothic" w:hAnsi="BIZ UDPGothic"/>
                 <w:b w:val="false"/>
                 <w:bCs w:val="false"/>
+                <w:i w:val="false"/>
+                <w:iCs w:val="false"/>
                 <w:color w:val="404040"/>
                 <w:sz w:val="18"/>
                 <w:szCs w:val="18"/>
@@ -3086,7 +2648,6 @@
             <w:r>
               <w:rPr>
                 <w:rFonts w:ascii="BIZ UDPGothic" w:cs="BIZ UDPGothic" w:eastAsia="BIZ UDPGothic" w:hAnsi="BIZ UDPGothic"/>
-                <w:color w:val="404040"/>
                 <w:sz w:val="18"/>
                 <w:szCs w:val="18"/>
               </w:rPr>
@@ -3100,7 +2661,6 @@
             <w:r>
               <w:rPr>
                 <w:rFonts w:ascii="BIZ UDPGothic" w:cs="BIZ UDPGothic" w:eastAsia="BIZ UDPGothic" w:hAnsi="BIZ UDPGothic"/>
-                <w:color w:val="404040"/>
                 <w:sz w:val="18"/>
                 <w:szCs w:val="18"/>
               </w:rPr>
@@ -3114,7 +2674,6 @@
             <w:r>
               <w:rPr>
                 <w:rFonts w:ascii="BIZ UDPGothic" w:cs="BIZ UDPGothic" w:eastAsia="BIZ UDPGothic" w:hAnsi="BIZ UDPGothic"/>
-                <w:color w:val="404040"/>
                 <w:sz w:val="18"/>
                 <w:szCs w:val="18"/>
               </w:rPr>
@@ -3146,7 +2705,6 @@
             <w:r>
               <w:rPr>
                 <w:rFonts w:ascii="BIZ UDPGothic" w:cs="BIZ UDPGothic" w:eastAsia="BIZ UDPGothic" w:hAnsi="BIZ UDPGothic"/>
-                <w:color w:val="404040"/>
                 <w:sz w:val="18"/>
                 <w:szCs w:val="18"/>
               </w:rPr>
@@ -3160,7 +2718,6 @@
             <w:r>
               <w:rPr>
                 <w:rFonts w:ascii="BIZ UDPGothic" w:cs="BIZ UDPGothic" w:eastAsia="BIZ UDPGothic" w:hAnsi="BIZ UDPGothic"/>
-                <w:color w:val="404040"/>
                 <w:sz w:val="18"/>
                 <w:szCs w:val="18"/>
               </w:rPr>
@@ -3197,6 +2754,8 @@
                 <w:rFonts w:ascii="BIZ UDPGothic" w:cs="BIZ UDPGothic" w:eastAsia="BIZ UDPGothic" w:hAnsi="BIZ UDPGothic"/>
                 <w:b w:val="false"/>
                 <w:bCs w:val="false"/>
+                <w:i w:val="false"/>
+                <w:iCs w:val="false"/>
                 <w:color w:val="404040"/>
                 <w:sz w:val="18"/>
                 <w:szCs w:val="18"/>
@@ -3229,7 +2788,6 @@
             <w:r>
               <w:rPr>
                 <w:rFonts w:ascii="BIZ UDPGothic" w:cs="BIZ UDPGothic" w:eastAsia="BIZ UDPGothic" w:hAnsi="BIZ UDPGothic"/>
-                <w:color w:val="404040"/>
                 <w:sz w:val="18"/>
                 <w:szCs w:val="18"/>
               </w:rPr>
@@ -3243,7 +2801,6 @@
             <w:r>
               <w:rPr>
                 <w:rFonts w:ascii="BIZ UDPGothic" w:cs="BIZ UDPGothic" w:eastAsia="BIZ UDPGothic" w:hAnsi="BIZ UDPGothic"/>
-                <w:color w:val="404040"/>
                 <w:sz w:val="18"/>
                 <w:szCs w:val="18"/>
               </w:rPr>
@@ -3275,7 +2832,6 @@
             <w:r>
               <w:rPr>
                 <w:rFonts w:ascii="BIZ UDPGothic" w:cs="BIZ UDPGothic" w:eastAsia="BIZ UDPGothic" w:hAnsi="BIZ UDPGothic"/>
-                <w:color w:val="404040"/>
                 <w:sz w:val="18"/>
                 <w:szCs w:val="18"/>
               </w:rPr>
@@ -3289,7 +2845,6 @@
             <w:r>
               <w:rPr>
                 <w:rFonts w:ascii="BIZ UDPGothic" w:cs="BIZ UDPGothic" w:eastAsia="BIZ UDPGothic" w:hAnsi="BIZ UDPGothic"/>
-                <w:color w:val="404040"/>
                 <w:sz w:val="18"/>
                 <w:szCs w:val="18"/>
               </w:rPr>
@@ -3303,7 +2858,6 @@
             <w:r>
               <w:rPr>
                 <w:rFonts w:ascii="BIZ UDPGothic" w:cs="BIZ UDPGothic" w:eastAsia="BIZ UDPGothic" w:hAnsi="BIZ UDPGothic"/>
-                <w:color w:val="404040"/>
                 <w:sz w:val="18"/>
                 <w:szCs w:val="18"/>
               </w:rPr>
@@ -3850,16 +3404,35 @@
     </w:p>
     <w:p>
       <w:pPr>
-        <w:spacing w:before="40" w:after="40"/>
-      </w:pPr>
-      <w:r>
-        <w:rPr>
-          <w:rFonts w:ascii="Courier New" w:cs="Courier New" w:eastAsia="Courier New" w:hAnsi="Courier New"/>
-          <w:color w:val="404040"/>
-          <w:sz w:val="16"/>
-          <w:szCs w:val="16"/>
-        </w:rPr>
-        <w:t xml:space="preserve"># spring.datasource.* は削除（Secrets Managerから動的取得）</w:t>
+        <w:pBdr>
+          <w:left w:val="thick" w:color="C8102E" w:sz="20" w:space="6"/>
+        </w:pBdr>
+        <w:spacing w:before="280" w:after="100"/>
+      </w:pPr>
+      <w:r>
+        <w:rPr>
+          <w:rFonts w:ascii="BIZ UDPGothic" w:cs="BIZ UDPGothic" w:eastAsia="BIZ UDPGothic" w:hAnsi="BIZ UDPGothic"/>
+          <w:b/>
+          <w:bCs/>
+          <w:color w:val="C8102E"/>
+          <w:sz w:val="24"/>
+          <w:szCs w:val="24"/>
+        </w:rPr>
+        <w:t xml:space="preserve">■ 新規テナント追加手順</w:t>
+      </w:r>
+      <w:r>
+        <w:br/>
+      </w:r>
+      <w:r>
+        <w:rPr>
+          <w:rFonts w:ascii="BIZ UDPGothic" w:cs="BIZ UDPGothic" w:eastAsia="BIZ UDPGothic" w:hAnsi="BIZ UDPGothic"/>
+          <w:i/>
+          <w:iCs/>
+          <w:color w:val="AA3344"/>
+          <w:sz w:val="17"/>
+          <w:szCs w:val="17"/>
+        </w:rPr>
+        <w:t xml:space="preserve">　Quy Trình Thêm Tenant Mới</w:t>
       </w:r>
     </w:p>
     <w:p>
@@ -4058,7 +3631,7 @@
           <w:sz w:val="24"/>
           <w:szCs w:val="24"/>
         </w:rPr>
-        <w:t xml:space="preserve">■ 実装方針</w:t>
+        <w:t xml:space="preserve">■ 実装対象ファイル</w:t>
       </w:r>
       <w:r>
         <w:br/>
@@ -4072,79 +3645,7 @@
           <w:sz w:val="17"/>
           <w:szCs w:val="17"/>
         </w:rPr>
-        <w:t xml:space="preserve">　Phương Châm Triển Khai</w:t>
-      </w:r>
-    </w:p>
-    <w:p>
-      <w:pPr>
-        <w:spacing w:before="80" w:after="80"/>
-      </w:pPr>
-      <w:r>
-        <w:rPr>
-          <w:rFonts w:ascii="BIZ UDPGothic" w:cs="BIZ UDPGothic" w:eastAsia="BIZ UDPGothic" w:hAnsi="BIZ UDPGothic"/>
-          <w:color w:val="404040"/>
-          <w:sz w:val="18"/>
-          <w:szCs w:val="18"/>
-        </w:rPr>
-        <w:t xml:space="preserve">バックエンド（Kotlin/Java Spring Boot）側ではSecretsManagerConfigクラスを作成し、起動時にSecrets Managerからクレデンシャルを取得してDataSourceを構築する。</w:t>
-      </w:r>
-      <w:r>
-        <w:rPr>
-          <w:rFonts w:ascii="BIZ UDPGothic" w:cs="BIZ UDPGothic" w:eastAsia="BIZ UDPGothic" w:hAnsi="BIZ UDPGothic"/>
-          <w:i/>
-          <w:iCs/>
-          <w:color w:val="888888"/>
-          <w:sz w:val="18"/>
-          <w:szCs w:val="18"/>
-        </w:rPr>
-        <w:t xml:space="preserve"> / </w:t>
-      </w:r>
-      <w:r>
-        <w:rPr>
-          <w:rFonts w:ascii="BIZ UDPGothic" w:cs="BIZ UDPGothic" w:eastAsia="BIZ UDPGothic" w:hAnsi="BIZ UDPGothic"/>
-          <w:i/>
-          <w:iCs/>
-          <w:color w:val="888888"/>
-          <w:sz w:val="16"/>
-          <w:szCs w:val="16"/>
-        </w:rPr>
-        <w:t xml:space="preserve">Phía backend (Kotlin/Java Spring Boot) tạo class SecretsManagerConfig, lấy credential từ Secrets Manager khi khởi động để cấu hình DataSource.</w:t>
-      </w:r>
-    </w:p>
-    <w:p>
-      <w:pPr>
-        <w:spacing w:before="80" w:after="80"/>
-      </w:pPr>
-      <w:r>
-        <w:rPr>
-          <w:rFonts w:ascii="BIZ UDPGothic" w:cs="BIZ UDPGothic" w:eastAsia="BIZ UDPGothic" w:hAnsi="BIZ UDPGothic"/>
-          <w:color w:val="404040"/>
-          <w:sz w:val="18"/>
-          <w:szCs w:val="18"/>
-        </w:rPr>
-        <w:t xml:space="preserve">実装対象ファイル：</w:t>
-      </w:r>
-      <w:r>
-        <w:rPr>
-          <w:rFonts w:ascii="BIZ UDPGothic" w:cs="BIZ UDPGothic" w:eastAsia="BIZ UDPGothic" w:hAnsi="BIZ UDPGothic"/>
-          <w:i/>
-          <w:iCs/>
-          <w:color w:val="888888"/>
-          <w:sz w:val="18"/>
-          <w:szCs w:val="18"/>
-        </w:rPr>
-        <w:t xml:space="preserve"> / </w:t>
-      </w:r>
-      <w:r>
-        <w:rPr>
-          <w:rFonts w:ascii="BIZ UDPGothic" w:cs="BIZ UDPGothic" w:eastAsia="BIZ UDPGothic" w:hAnsi="BIZ UDPGothic"/>
-          <w:i/>
-          <w:iCs/>
-          <w:color w:val="888888"/>
-          <w:sz w:val="16"/>
-          <w:szCs w:val="16"/>
-        </w:rPr>
-        <w:t xml:space="preserve">File cần implement:</w:t>
+        <w:t xml:space="preserve">　File Triển Khai</w:t>
       </w:r>
     </w:p>
     <w:tbl>
@@ -4360,7 +3861,6 @@
             <w:r>
               <w:rPr>
                 <w:rFonts w:ascii="BIZ UDPGothic" w:cs="BIZ UDPGothic" w:eastAsia="BIZ UDPGothic" w:hAnsi="BIZ UDPGothic"/>
-                <w:color w:val="404040"/>
                 <w:sz w:val="18"/>
                 <w:szCs w:val="18"/>
               </w:rPr>
@@ -4374,7 +3874,6 @@
             <w:r>
               <w:rPr>
                 <w:rFonts w:ascii="BIZ UDPGothic" w:cs="BIZ UDPGothic" w:eastAsia="BIZ UDPGothic" w:hAnsi="BIZ UDPGothic"/>
-                <w:color w:val="404040"/>
                 <w:sz w:val="18"/>
                 <w:szCs w:val="18"/>
               </w:rPr>
@@ -4406,7 +3905,6 @@
             <w:r>
               <w:rPr>
                 <w:rFonts w:ascii="BIZ UDPGothic" w:cs="BIZ UDPGothic" w:eastAsia="BIZ UDPGothic" w:hAnsi="BIZ UDPGothic"/>
-                <w:color w:val="404040"/>
                 <w:sz w:val="18"/>
                 <w:szCs w:val="18"/>
               </w:rPr>
@@ -4420,7 +3918,6 @@
             <w:r>
               <w:rPr>
                 <w:rFonts w:ascii="BIZ UDPGothic" w:cs="BIZ UDPGothic" w:eastAsia="BIZ UDPGothic" w:hAnsi="BIZ UDPGothic"/>
-                <w:color w:val="404040"/>
                 <w:sz w:val="18"/>
                 <w:szCs w:val="18"/>
               </w:rPr>
@@ -4434,7 +3931,6 @@
             <w:r>
               <w:rPr>
                 <w:rFonts w:ascii="BIZ UDPGothic" w:cs="BIZ UDPGothic" w:eastAsia="BIZ UDPGothic" w:hAnsi="BIZ UDPGothic"/>
-                <w:color w:val="404040"/>
                 <w:sz w:val="18"/>
                 <w:szCs w:val="18"/>
               </w:rPr>
@@ -4522,6 +4018,8 @@
                 <w:rFonts w:ascii="BIZ UDPGothic" w:cs="BIZ UDPGothic" w:eastAsia="BIZ UDPGothic" w:hAnsi="BIZ UDPGothic"/>
                 <w:b w:val="false"/>
                 <w:bCs w:val="false"/>
+                <w:i w:val="false"/>
+                <w:iCs w:val="false"/>
                 <w:color w:val="404040"/>
                 <w:sz w:val="18"/>
                 <w:szCs w:val="18"/>
@@ -4554,7 +4052,6 @@
             <w:r>
               <w:rPr>
                 <w:rFonts w:ascii="BIZ UDPGothic" w:cs="BIZ UDPGothic" w:eastAsia="BIZ UDPGothic" w:hAnsi="BIZ UDPGothic"/>
-                <w:color w:val="404040"/>
                 <w:sz w:val="18"/>
                 <w:szCs w:val="18"/>
               </w:rPr>
@@ -4642,6 +4139,8 @@
                 <w:rFonts w:ascii="BIZ UDPGothic" w:cs="BIZ UDPGothic" w:eastAsia="BIZ UDPGothic" w:hAnsi="BIZ UDPGothic"/>
                 <w:b w:val="false"/>
                 <w:bCs w:val="false"/>
+                <w:i w:val="false"/>
+                <w:iCs w:val="false"/>
                 <w:color w:val="404040"/>
                 <w:sz w:val="18"/>
                 <w:szCs w:val="18"/>
@@ -4674,7 +4173,6 @@
             <w:r>
               <w:rPr>
                 <w:rFonts w:ascii="BIZ UDPGothic" w:cs="BIZ UDPGothic" w:eastAsia="BIZ UDPGothic" w:hAnsi="BIZ UDPGothic"/>
-                <w:color w:val="404040"/>
                 <w:sz w:val="18"/>
                 <w:szCs w:val="18"/>
               </w:rPr>
@@ -4762,6 +4260,8 @@
                 <w:rFonts w:ascii="BIZ UDPGothic" w:cs="BIZ UDPGothic" w:eastAsia="BIZ UDPGothic" w:hAnsi="BIZ UDPGothic"/>
                 <w:b w:val="false"/>
                 <w:bCs w:val="false"/>
+                <w:i w:val="false"/>
+                <w:iCs w:val="false"/>
                 <w:color w:val="404040"/>
                 <w:sz w:val="18"/>
                 <w:szCs w:val="18"/>
@@ -4794,7 +4294,6 @@
             <w:r>
               <w:rPr>
                 <w:rFonts w:ascii="BIZ UDPGothic" w:cs="BIZ UDPGothic" w:eastAsia="BIZ UDPGothic" w:hAnsi="BIZ UDPGothic"/>
-                <w:color w:val="404040"/>
                 <w:sz w:val="18"/>
                 <w:szCs w:val="18"/>
               </w:rPr>
@@ -4808,7 +4307,6 @@
             <w:r>
               <w:rPr>
                 <w:rFonts w:ascii="BIZ UDPGothic" w:cs="BIZ UDPGothic" w:eastAsia="BIZ UDPGothic" w:hAnsi="BIZ UDPGothic"/>
-                <w:color w:val="404040"/>
                 <w:sz w:val="18"/>
                 <w:szCs w:val="18"/>
               </w:rPr>
@@ -4977,35 +4475,7 @@
           <w:sz w:val="16"/>
           <w:szCs w:val="16"/>
         </w:rPr>
-        <w:t xml:space="preserve">  "Action": [</w:t>
-      </w:r>
-    </w:p>
-    <w:p>
-      <w:pPr>
-        <w:spacing w:before="40" w:after="40"/>
-      </w:pPr>
-      <w:r>
-        <w:rPr>
-          <w:rFonts w:ascii="Courier New" w:cs="Courier New" w:eastAsia="Courier New" w:hAnsi="Courier New"/>
-          <w:color w:val="404040"/>
-          <w:sz w:val="16"/>
-          <w:szCs w:val="16"/>
-        </w:rPr>
-        <w:t xml:space="preserve">    "secretsmanager:GetSecretValue"</w:t>
-      </w:r>
-    </w:p>
-    <w:p>
-      <w:pPr>
-        <w:spacing w:before="40" w:after="40"/>
-      </w:pPr>
-      <w:r>
-        <w:rPr>
-          <w:rFonts w:ascii="Courier New" w:cs="Courier New" w:eastAsia="Courier New" w:hAnsi="Courier New"/>
-          <w:color w:val="404040"/>
-          <w:sz w:val="16"/>
-          <w:szCs w:val="16"/>
-        </w:rPr>
-        <w:t xml:space="preserve">  ],</w:t>
+        <w:t xml:space="preserve">  "Action": ["secretsmanager:GetSecretValue"],</w:t>
       </w:r>
     </w:p>
     <w:p>
@@ -5453,6 +4923,8 @@
                 <w:rFonts w:ascii="BIZ UDPGothic" w:cs="BIZ UDPGothic" w:eastAsia="BIZ UDPGothic" w:hAnsi="BIZ UDPGothic"/>
                 <w:b w:val="false"/>
                 <w:bCs w:val="false"/>
+                <w:i w:val="false"/>
+                <w:iCs w:val="false"/>
                 <w:color w:val="404040"/>
                 <w:sz w:val="18"/>
                 <w:szCs w:val="18"/>
@@ -5638,6 +5110,8 @@
                 <w:rFonts w:ascii="BIZ UDPGothic" w:cs="BIZ UDPGothic" w:eastAsia="BIZ UDPGothic" w:hAnsi="BIZ UDPGothic"/>
                 <w:b w:val="false"/>
                 <w:bCs w:val="false"/>
+                <w:i w:val="false"/>
+                <w:iCs w:val="false"/>
                 <w:color w:val="555555"/>
                 <w:sz w:val="18"/>
                 <w:szCs w:val="18"/>
@@ -5726,6 +5200,8 @@
                 <w:rFonts w:ascii="BIZ UDPGothic" w:cs="BIZ UDPGothic" w:eastAsia="BIZ UDPGothic" w:hAnsi="BIZ UDPGothic"/>
                 <w:b w:val="false"/>
                 <w:bCs w:val="false"/>
+                <w:i w:val="false"/>
+                <w:iCs w:val="false"/>
                 <w:color w:val="404040"/>
                 <w:sz w:val="18"/>
                 <w:szCs w:val="18"/>
@@ -5911,6 +5387,8 @@
                 <w:rFonts w:ascii="BIZ UDPGothic" w:cs="BIZ UDPGothic" w:eastAsia="BIZ UDPGothic" w:hAnsi="BIZ UDPGothic"/>
                 <w:b w:val="false"/>
                 <w:bCs w:val="false"/>
+                <w:i w:val="false"/>
+                <w:iCs w:val="false"/>
                 <w:color w:val="555555"/>
                 <w:sz w:val="18"/>
                 <w:szCs w:val="18"/>
@@ -5999,6 +5477,8 @@
                 <w:rFonts w:ascii="BIZ UDPGothic" w:cs="BIZ UDPGothic" w:eastAsia="BIZ UDPGothic" w:hAnsi="BIZ UDPGothic"/>
                 <w:b w:val="false"/>
                 <w:bCs w:val="false"/>
+                <w:i w:val="false"/>
+                <w:iCs w:val="false"/>
                 <w:color w:val="404040"/>
                 <w:sz w:val="18"/>
                 <w:szCs w:val="18"/>
@@ -6038,7 +5518,7 @@
                 <w:sz w:val="18"/>
                 <w:szCs w:val="18"/>
               </w:rPr>
-              <w:t xml:space="preserve">障害分離確認：100_kasumiのRDS停止時に200_xxxは影響なし</w:t>
+              <w:t xml:space="preserve">障害分離確認</w:t>
             </w:r>
           </w:p>
           <w:p>
@@ -6054,7 +5534,7 @@
                 <w:sz w:val="16"/>
                 <w:szCs w:val="16"/>
               </w:rPr>
-              <w:t xml:space="preserve">/ Xác nhận cô lập lỗi: khi dừng RDS 100_kasumi, 200_xxx không bị ảnh hưởng</w:t>
+              <w:t xml:space="preserve">/ Xác nhận cô lập lỗi</w:t>
             </w:r>
           </w:p>
         </w:tc>
@@ -6105,7 +5585,7 @@
                 <w:sz w:val="16"/>
                 <w:szCs w:val="16"/>
               </w:rPr>
-              <w:t xml:space="preserve">/ Dừng RDS 100_kasumi và kiểm tra 200_xxx</w:t>
+              <w:t xml:space="preserve">/ Dừng RDS 100_kasumi, kiểm tra 200_xxx</w:t>
             </w:r>
           </w:p>
         </w:tc>
@@ -6156,7 +5636,7 @@
                 <w:sz w:val="16"/>
                 <w:szCs w:val="16"/>
               </w:rPr>
-              <w:t xml:space="preserve">/ 200_xxx tiếp tục hoạt động bình thường</w:t>
+              <w:t xml:space="preserve">/ 200_xxx hoạt động bình thường</w:t>
             </w:r>
           </w:p>
         </w:tc>
@@ -6184,6 +5664,8 @@
                 <w:rFonts w:ascii="BIZ UDPGothic" w:cs="BIZ UDPGothic" w:eastAsia="BIZ UDPGothic" w:hAnsi="BIZ UDPGothic"/>
                 <w:b w:val="false"/>
                 <w:bCs w:val="false"/>
+                <w:i w:val="false"/>
+                <w:iCs w:val="false"/>
                 <w:color w:val="555555"/>
                 <w:sz w:val="18"/>
                 <w:szCs w:val="18"/>
@@ -6272,6 +5754,8 @@
                 <w:rFonts w:ascii="BIZ UDPGothic" w:cs="BIZ UDPGothic" w:eastAsia="BIZ UDPGothic" w:hAnsi="BIZ UDPGothic"/>
                 <w:b w:val="false"/>
                 <w:bCs w:val="false"/>
+                <w:i w:val="false"/>
+                <w:iCs w:val="false"/>
                 <w:color w:val="404040"/>
                 <w:sz w:val="18"/>
                 <w:szCs w:val="18"/>
@@ -6311,7 +5795,7 @@
                 <w:sz w:val="18"/>
                 <w:szCs w:val="18"/>
               </w:rPr>
-              <w:t xml:space="preserve">JWT/GmailシークレットがSecrets Managerから取得されること</w:t>
+              <w:t xml:space="preserve">JWT/GmailがSecrets Managerから取得されること</w:t>
             </w:r>
           </w:p>
           <w:p>
@@ -6327,7 +5811,7 @@
                 <w:sz w:val="16"/>
                 <w:szCs w:val="16"/>
               </w:rPr>
-              <w:t xml:space="preserve">/ JWT/Gmail secret lấy từ Secrets Manager</w:t>
+              <w:t xml:space="preserve">/ JWT/Gmail lấy từ Secrets Manager</w:t>
             </w:r>
           </w:p>
         </w:tc>
@@ -6457,6 +5941,8 @@
                 <w:rFonts w:ascii="BIZ UDPGothic" w:cs="BIZ UDPGothic" w:eastAsia="BIZ UDPGothic" w:hAnsi="BIZ UDPGothic"/>
                 <w:b w:val="false"/>
                 <w:bCs w:val="false"/>
+                <w:i w:val="false"/>
+                <w:iCs w:val="false"/>
                 <w:color w:val="555555"/>
                 <w:sz w:val="18"/>
                 <w:szCs w:val="18"/>
@@ -6569,6 +6055,20 @@
           <w:szCs w:val="16"/>
         </w:rPr>
         <w:t xml:space="preserve">Sau khi hoàn thành tất cả kiểm thử, điền kết quả (OK/NG) và gửi cho Thanh Nguyên.</w:t>
+      </w:r>
+    </w:p>
+    <w:p>
+      <w:pPr>
+        <w:spacing w:before="80" w:after="80"/>
+      </w:pPr>
+      <w:r>
+        <w:rPr>
+          <w:rFonts w:ascii="BIZ UDPGothic" w:cs="BIZ UDPGothic" w:eastAsia="BIZ UDPGothic" w:hAnsi="BIZ UDPGothic"/>
+          <w:color w:val="404040"/>
+          <w:sz w:val="18"/>
+          <w:szCs w:val="18"/>
+        </w:rPr>
+        <w:t xml:space="preserve">提出先: thanh.nguyen@luvina.net</w:t>
       </w:r>
     </w:p>
     <w:p>
@@ -6905,6 +6405,8 @@
                 <w:rFonts w:ascii="BIZ UDPGothic" w:cs="BIZ UDPGothic" w:eastAsia="BIZ UDPGothic" w:hAnsi="BIZ UDPGothic"/>
                 <w:b w:val="false"/>
                 <w:bCs w:val="false"/>
+                <w:i w:val="false"/>
+                <w:iCs w:val="false"/>
                 <w:color w:val="404040"/>
                 <w:sz w:val="18"/>
                 <w:szCs w:val="18"/>
@@ -6937,6 +6439,8 @@
                 <w:rFonts w:ascii="BIZ UDPGothic" w:cs="BIZ UDPGothic" w:eastAsia="BIZ UDPGothic" w:hAnsi="BIZ UDPGothic"/>
                 <w:b w:val="false"/>
                 <w:bCs w:val="false"/>
+                <w:i w:val="false"/>
+                <w:iCs w:val="false"/>
                 <w:color w:val="404040"/>
                 <w:sz w:val="18"/>
                 <w:szCs w:val="18"/>
@@ -6969,6 +6473,8 @@
                 <w:rFonts w:ascii="BIZ UDPGothic" w:cs="BIZ UDPGothic" w:eastAsia="BIZ UDPGothic" w:hAnsi="BIZ UDPGothic"/>
                 <w:b w:val="false"/>
                 <w:bCs w:val="false"/>
+                <w:i w:val="false"/>
+                <w:iCs w:val="false"/>
                 <w:color w:val="404040"/>
                 <w:sz w:val="18"/>
                 <w:szCs w:val="18"/>
@@ -7001,6 +6507,8 @@
                 <w:rFonts w:ascii="BIZ UDPGothic" w:cs="BIZ UDPGothic" w:eastAsia="BIZ UDPGothic" w:hAnsi="BIZ UDPGothic"/>
                 <w:b w:val="false"/>
                 <w:bCs w:val="false"/>
+                <w:i w:val="false"/>
+                <w:iCs w:val="false"/>
                 <w:color w:val="404040"/>
                 <w:sz w:val="18"/>
                 <w:szCs w:val="18"/>
@@ -7092,6 +6600,8 @@
                 <w:rFonts w:ascii="BIZ UDPGothic" w:cs="BIZ UDPGothic" w:eastAsia="BIZ UDPGothic" w:hAnsi="BIZ UDPGothic"/>
                 <w:b w:val="false"/>
                 <w:bCs w:val="false"/>
+                <w:i/>
+                <w:iCs/>
                 <w:color w:val="AAAAAA"/>
                 <w:sz w:val="18"/>
                 <w:szCs w:val="18"/>
@@ -7124,6 +6634,8 @@
                 <w:rFonts w:ascii="BIZ UDPGothic" w:cs="BIZ UDPGothic" w:eastAsia="BIZ UDPGothic" w:hAnsi="BIZ UDPGothic"/>
                 <w:b w:val="false"/>
                 <w:bCs w:val="false"/>
+                <w:i/>
+                <w:iCs/>
                 <w:color w:val="AAAAAA"/>
                 <w:sz w:val="18"/>
                 <w:szCs w:val="18"/>
@@ -7156,6 +6668,8 @@
                 <w:rFonts w:ascii="BIZ UDPGothic" w:cs="BIZ UDPGothic" w:eastAsia="BIZ UDPGothic" w:hAnsi="BIZ UDPGothic"/>
                 <w:b w:val="false"/>
                 <w:bCs w:val="false"/>
+                <w:i/>
+                <w:iCs/>
                 <w:color w:val="AAAAAA"/>
                 <w:sz w:val="18"/>
                 <w:szCs w:val="18"/>
@@ -7188,6 +6702,8 @@
                 <w:rFonts w:ascii="BIZ UDPGothic" w:cs="BIZ UDPGothic" w:eastAsia="BIZ UDPGothic" w:hAnsi="BIZ UDPGothic"/>
                 <w:b w:val="false"/>
                 <w:bCs w:val="false"/>
+                <w:i/>
+                <w:iCs/>
                 <w:color w:val="AAAAAA"/>
                 <w:sz w:val="18"/>
                 <w:szCs w:val="18"/>
@@ -7552,6 +7068,7 @@
     <w:pPr>
       <w:pageBreakBefore/>
       <w:spacing w:before="280" w:after="100"/>
+      <w:outlineLvl w:val="0"/>
     </w:pPr>
     <w:rPr>
       <w:rFonts w:ascii="BIZ UDPGothic" w:cs="BIZ UDPGothic" w:eastAsia="BIZ UDPGothic" w:hAnsi="BIZ UDPGothic"/>

--- a/40_AWS/05_改修資料/KSM_AWS_026_Design_マルチテナント設計_ja_vi.docx
+++ b/40_AWS/05_改修資料/KSM_AWS_026_Design_マルチテナント設計_ja_vi.docx
@@ -7080,4 +7080,231 @@
     </w:rPr>
   </w:style>
 </w:styles>
+</file>
+
+<file path=customXml/item1.xml><?xml version="1.0" encoding="utf-8"?>
+<ct:contentTypeSchema xmlns:ct="http://schemas.microsoft.com/office/2006/metadata/contentType" xmlns:ma="http://schemas.microsoft.com/office/2006/metadata/properties/metaAttributes" ct:_="" ma:_="" ma:contentTypeName="ドキュメント" ma:contentTypeID="0x0101008AB003DB5A4D644C9FB3BD19B5C7E000" ma:contentTypeVersion="11" ma:contentTypeDescription="新しいドキュメントを作成します。" ma:contentTypeScope="" ma:versionID="14213891138059eb724b9e737fafccea">
+  <xsd:schema xmlns:xsd="http://www.w3.org/2001/XMLSchema" xmlns:xs="http://www.w3.org/2001/XMLSchema" xmlns:p="http://schemas.microsoft.com/office/2006/metadata/properties" xmlns:ns2="74a0992f-8328-4daf-870b-3d2b13d3e940" xmlns:ns3="4a37abda-15dd-4e37-8275-3b7fb2897b65" targetNamespace="http://schemas.microsoft.com/office/2006/metadata/properties" ma:root="true" ma:fieldsID="c0714e9ec9c019f03b39320eca5a0ecc" ns2:_="" ns3:_="">
+    <xsd:import namespace="74a0992f-8328-4daf-870b-3d2b13d3e940"/>
+    <xsd:import namespace="4a37abda-15dd-4e37-8275-3b7fb2897b65"/>
+    <xsd:element name="properties">
+      <xsd:complexType>
+        <xsd:sequence>
+          <xsd:element name="documentManagement">
+            <xsd:complexType>
+              <xsd:all>
+                <xsd:element ref="ns2:MediaServiceMetadata" minOccurs="0"/>
+                <xsd:element ref="ns2:MediaServiceFastMetadata" minOccurs="0"/>
+                <xsd:element ref="ns2:MediaServiceSearchProperties" minOccurs="0"/>
+                <xsd:element ref="ns2:MediaServiceDateTaken" minOccurs="0"/>
+                <xsd:element ref="ns2:MediaServiceGenerationTime" minOccurs="0"/>
+                <xsd:element ref="ns2:MediaServiceEventHashCode" minOccurs="0"/>
+                <xsd:element ref="ns2:MediaLengthInSeconds" minOccurs="0"/>
+                <xsd:element ref="ns2:lcf76f155ced4ddcb4097134ff3c332f" minOccurs="0"/>
+                <xsd:element ref="ns3:TaxCatchAll" minOccurs="0"/>
+                <xsd:element ref="ns2:MediaServiceOCR" minOccurs="0"/>
+              </xsd:all>
+            </xsd:complexType>
+          </xsd:element>
+        </xsd:sequence>
+      </xsd:complexType>
+    </xsd:element>
+  </xsd:schema>
+  <xsd:schema xmlns:xsd="http://www.w3.org/2001/XMLSchema" xmlns:xs="http://www.w3.org/2001/XMLSchema" xmlns:dms="http://schemas.microsoft.com/office/2006/documentManagement/types" xmlns:pc="http://schemas.microsoft.com/office/infopath/2007/PartnerControls" targetNamespace="74a0992f-8328-4daf-870b-3d2b13d3e940" elementFormDefault="qualified">
+    <xsd:import namespace="http://schemas.microsoft.com/office/2006/documentManagement/types"/>
+    <xsd:import namespace="http://schemas.microsoft.com/office/infopath/2007/PartnerControls"/>
+    <xsd:element name="MediaServiceMetadata" ma:index="8" nillable="true" ma:displayName="MediaServiceMetadata" ma:hidden="true" ma:internalName="MediaServiceMetadata" ma:readOnly="true">
+      <xsd:simpleType>
+        <xsd:restriction base="dms:Note"/>
+      </xsd:simpleType>
+    </xsd:element>
+    <xsd:element name="MediaServiceFastMetadata" ma:index="9" nillable="true" ma:displayName="MediaServiceFastMetadata" ma:hidden="true" ma:internalName="MediaServiceFastMetadata" ma:readOnly="true">
+      <xsd:simpleType>
+        <xsd:restriction base="dms:Note"/>
+      </xsd:simpleType>
+    </xsd:element>
+    <xsd:element name="MediaServiceSearchProperties" ma:index="10" nillable="true" ma:displayName="MediaServiceSearchProperties" ma:hidden="true" ma:internalName="MediaServiceSearchProperties" ma:readOnly="true">
+      <xsd:simpleType>
+        <xsd:restriction base="dms:Note"/>
+      </xsd:simpleType>
+    </xsd:element>
+    <xsd:element name="MediaServiceDateTaken" ma:index="11" nillable="true" ma:displayName="MediaServiceDateTaken" ma:hidden="true" ma:indexed="true" ma:internalName="MediaServiceDateTaken" ma:readOnly="true">
+      <xsd:simpleType>
+        <xsd:restriction base="dms:Text"/>
+      </xsd:simpleType>
+    </xsd:element>
+    <xsd:element name="MediaServiceGenerationTime" ma:index="12" nillable="true" ma:displayName="MediaServiceGenerationTime" ma:hidden="true" ma:internalName="MediaServiceGenerationTime" ma:readOnly="true">
+      <xsd:simpleType>
+        <xsd:restriction base="dms:Text"/>
+      </xsd:simpleType>
+    </xsd:element>
+    <xsd:element name="MediaServiceEventHashCode" ma:index="13" nillable="true" ma:displayName="MediaServiceEventHashCode" ma:hidden="true" ma:internalName="MediaServiceEventHashCode" ma:readOnly="true">
+      <xsd:simpleType>
+        <xsd:restriction base="dms:Text"/>
+      </xsd:simpleType>
+    </xsd:element>
+    <xsd:element name="MediaLengthInSeconds" ma:index="14" nillable="true" ma:displayName="MediaLengthInSeconds" ma:hidden="true" ma:internalName="MediaLengthInSeconds" ma:readOnly="true">
+      <xsd:simpleType>
+        <xsd:restriction base="dms:Unknown"/>
+      </xsd:simpleType>
+    </xsd:element>
+    <xsd:element name="lcf76f155ced4ddcb4097134ff3c332f" ma:index="16" nillable="true" ma:taxonomy="true" ma:internalName="lcf76f155ced4ddcb4097134ff3c332f" ma:taxonomyFieldName="MediaServiceImageTags" ma:displayName="画像タグ" ma:readOnly="false" ma:fieldId="{5cf76f15-5ced-4ddc-b409-7134ff3c332f}" ma:taxonomyMulti="true" ma:sspId="e6619b5c-6674-40b7-9c01-33e12ba1bd7c" ma:termSetId="09814cd3-568e-fe90-9814-8d621ff8fb84" ma:anchorId="fba54fb3-c3e1-fe81-a776-ca4b69148c4d" ma:open="true" ma:isKeyword="false">
+      <xsd:complexType>
+        <xsd:sequence>
+          <xsd:element ref="pc:Terms" minOccurs="0" maxOccurs="1"/>
+        </xsd:sequence>
+      </xsd:complexType>
+    </xsd:element>
+    <xsd:element name="MediaServiceOCR" ma:index="18" nillable="true" ma:displayName="Extracted Text" ma:internalName="MediaServiceOCR" ma:readOnly="true">
+      <xsd:simpleType>
+        <xsd:restriction base="dms:Note">
+          <xsd:maxLength value="255"/>
+        </xsd:restriction>
+      </xsd:simpleType>
+    </xsd:element>
+  </xsd:schema>
+  <xsd:schema xmlns:xsd="http://www.w3.org/2001/XMLSchema" xmlns:xs="http://www.w3.org/2001/XMLSchema" xmlns:dms="http://schemas.microsoft.com/office/2006/documentManagement/types" xmlns:pc="http://schemas.microsoft.com/office/infopath/2007/PartnerControls" targetNamespace="4a37abda-15dd-4e37-8275-3b7fb2897b65" elementFormDefault="qualified">
+    <xsd:import namespace="http://schemas.microsoft.com/office/2006/documentManagement/types"/>
+    <xsd:import namespace="http://schemas.microsoft.com/office/infopath/2007/PartnerControls"/>
+    <xsd:element name="TaxCatchAll" ma:index="17" nillable="true" ma:displayName="Taxonomy Catch All Column" ma:hidden="true" ma:list="{f2a2e70a-4904-448e-b588-7989bbdb9dd5}" ma:internalName="TaxCatchAll" ma:showField="CatchAllData" ma:web="4a37abda-15dd-4e37-8275-3b7fb2897b65">
+      <xsd:complexType>
+        <xsd:complexContent>
+          <xsd:extension base="dms:MultiChoiceLookup">
+            <xsd:sequence>
+              <xsd:element name="Value" type="dms:Lookup" maxOccurs="unbounded" minOccurs="0" nillable="true"/>
+            </xsd:sequence>
+          </xsd:extension>
+        </xsd:complexContent>
+      </xsd:complexType>
+    </xsd:element>
+  </xsd:schema>
+  <xsd:schema xmlns="http://schemas.openxmlformats.org/package/2006/metadata/core-properties" xmlns:xsd="http://www.w3.org/2001/XMLSchema" xmlns:xsi="http://www.w3.org/2001/XMLSchema-instance" xmlns:dc="http://purl.org/dc/elements/1.1/" xmlns:dcterms="http://purl.org/dc/terms/" xmlns:odoc="http://schemas.microsoft.com/internal/obd" targetNamespace="http://schemas.openxmlformats.org/package/2006/metadata/core-properties" elementFormDefault="qualified" attributeFormDefault="unqualified" blockDefault="#all">
+    <xsd:import namespace="http://purl.org/dc/elements/1.1/" schemaLocation="http://dublincore.org/schemas/xmls/qdc/2003/04/02/dc.xsd"/>
+    <xsd:import namespace="http://purl.org/dc/terms/" schemaLocation="http://dublincore.org/schemas/xmls/qdc/2003/04/02/dcterms.xsd"/>
+    <xsd:element name="coreProperties" type="CT_coreProperties"/>
+    <xsd:complexType name="CT_coreProperties">
+      <xsd:all>
+        <xsd:element ref="dc:creator" minOccurs="0" maxOccurs="1"/>
+        <xsd:element ref="dcterms:created" minOccurs="0" maxOccurs="1"/>
+        <xsd:element ref="dc:identifier" minOccurs="0" maxOccurs="1"/>
+        <xsd:element name="contentType" minOccurs="0" maxOccurs="1" type="xsd:string" ma:index="0" ma:displayName="コンテンツ タイプ"/>
+        <xsd:element ref="dc:title" minOccurs="0" maxOccurs="1" ma:index="4" ma:displayName="タイトル"/>
+        <xsd:element ref="dc:subject" minOccurs="0" maxOccurs="1"/>
+        <xsd:element ref="dc:description" minOccurs="0" maxOccurs="1"/>
+        <xsd:element name="keywords" minOccurs="0" maxOccurs="1" type="xsd:string"/>
+        <xsd:element ref="dc:language" minOccurs="0" maxOccurs="1"/>
+        <xsd:element name="category" minOccurs="0" maxOccurs="1" type="xsd:string"/>
+        <xsd:element name="version" minOccurs="0" maxOccurs="1" type="xsd:string"/>
+        <xsd:element name="revision" minOccurs="0" maxOccurs="1" type="xsd:string">
+          <xsd:annotation>
+            <xsd:documentation>
+                        This value indicates the number of saves or revisions. The application is responsible for updating this value after each revision.
+                    </xsd:documentation>
+          </xsd:annotation>
+        </xsd:element>
+        <xsd:element name="lastModifiedBy" minOccurs="0" maxOccurs="1" type="xsd:string"/>
+        <xsd:element ref="dcterms:modified" minOccurs="0" maxOccurs="1"/>
+        <xsd:element name="contentStatus" minOccurs="0" maxOccurs="1" type="xsd:string"/>
+      </xsd:all>
+    </xsd:complexType>
+  </xsd:schema>
+  <xs:schema xmlns:pc="http://schemas.microsoft.com/office/infopath/2007/PartnerControls" xmlns:xs="http://www.w3.org/2001/XMLSchema" targetNamespace="http://schemas.microsoft.com/office/infopath/2007/PartnerControls" elementFormDefault="qualified" attributeFormDefault="unqualified">
+    <xs:element name="Person">
+      <xs:complexType>
+        <xs:sequence>
+          <xs:element ref="pc:DisplayName" minOccurs="0"/>
+          <xs:element ref="pc:AccountId" minOccurs="0"/>
+          <xs:element ref="pc:AccountType" minOccurs="0"/>
+        </xs:sequence>
+      </xs:complexType>
+    </xs:element>
+    <xs:element name="DisplayName" type="xs:string"/>
+    <xs:element name="AccountId" type="xs:string"/>
+    <xs:element name="AccountType" type="xs:string"/>
+    <xs:element name="BDCAssociatedEntity">
+      <xs:complexType>
+        <xs:sequence>
+          <xs:element ref="pc:BDCEntity" minOccurs="0" maxOccurs="unbounded"/>
+        </xs:sequence>
+        <xs:attribute ref="pc:EntityNamespace"/>
+        <xs:attribute ref="pc:EntityName"/>
+        <xs:attribute ref="pc:SystemInstanceName"/>
+        <xs:attribute ref="pc:AssociationName"/>
+      </xs:complexType>
+    </xs:element>
+    <xs:attribute name="EntityNamespace" type="xs:string"/>
+    <xs:attribute name="EntityName" type="xs:string"/>
+    <xs:attribute name="SystemInstanceName" type="xs:string"/>
+    <xs:attribute name="AssociationName" type="xs:string"/>
+    <xs:element name="BDCEntity">
+      <xs:complexType>
+        <xs:sequence>
+          <xs:element ref="pc:EntityDisplayName" minOccurs="0"/>
+          <xs:element ref="pc:EntityInstanceReference" minOccurs="0"/>
+          <xs:element ref="pc:EntityId1" minOccurs="0"/>
+          <xs:element ref="pc:EntityId2" minOccurs="0"/>
+          <xs:element ref="pc:EntityId3" minOccurs="0"/>
+          <xs:element ref="pc:EntityId4" minOccurs="0"/>
+          <xs:element ref="pc:EntityId5" minOccurs="0"/>
+        </xs:sequence>
+      </xs:complexType>
+    </xs:element>
+    <xs:element name="EntityDisplayName" type="xs:string"/>
+    <xs:element name="EntityInstanceReference" type="xs:string"/>
+    <xs:element name="EntityId1" type="xs:string"/>
+    <xs:element name="EntityId2" type="xs:string"/>
+    <xs:element name="EntityId3" type="xs:string"/>
+    <xs:element name="EntityId4" type="xs:string"/>
+    <xs:element name="EntityId5" type="xs:string"/>
+    <xs:element name="Terms">
+      <xs:complexType>
+        <xs:sequence>
+          <xs:element ref="pc:TermInfo" minOccurs="0" maxOccurs="unbounded"/>
+        </xs:sequence>
+      </xs:complexType>
+    </xs:element>
+    <xs:element name="TermInfo">
+      <xs:complexType>
+        <xs:sequence>
+          <xs:element ref="pc:TermName" minOccurs="0"/>
+          <xs:element ref="pc:TermId" minOccurs="0"/>
+        </xs:sequence>
+      </xs:complexType>
+    </xs:element>
+    <xs:element name="TermName" type="xs:string"/>
+    <xs:element name="TermId" type="xs:string"/>
+  </xs:schema>
+</ct:contentTypeSchema>
+</file>
+
+<file path=customXml/item2.xml><?xml version="1.0" encoding="utf-8"?>
+<?mso-contentType ?>
+<FormTemplates xmlns="http://schemas.microsoft.com/sharepoint/v3/contenttype/forms">
+  <Display>DocumentLibraryForm</Display>
+  <Edit>DocumentLibraryForm</Edit>
+  <New>DocumentLibraryForm</New>
+</FormTemplates>
+</file>
+
+<file path=customXml/item3.xml><?xml version="1.0" encoding="utf-8"?>
+<p:properties xmlns:p="http://schemas.microsoft.com/office/2006/metadata/properties" xmlns:xsi="http://www.w3.org/2001/XMLSchema-instance" xmlns:pc="http://schemas.microsoft.com/office/infopath/2007/PartnerControls">
+  <documentManagement>
+    <TaxCatchAll xmlns="4a37abda-15dd-4e37-8275-3b7fb2897b65" xsi:nil="true"/>
+    <lcf76f155ced4ddcb4097134ff3c332f xmlns="74a0992f-8328-4daf-870b-3d2b13d3e940">
+      <Terms xmlns="http://schemas.microsoft.com/office/infopath/2007/PartnerControls"/>
+    </lcf76f155ced4ddcb4097134ff3c332f>
+  </documentManagement>
+</p:properties>
+</file>
+
+<file path=customXml/itemProps1.xml><?xml version="1.0" encoding="utf-8"?>
+<ds:datastoreItem xmlns:ds="http://schemas.openxmlformats.org/officeDocument/2006/customXml" ds:itemID="{5C152D70-BF28-4BBF-90CA-1BB4EBA2704F}"/>
+</file>
+
+<file path=customXml/itemProps2.xml><?xml version="1.0" encoding="utf-8"?>
+<ds:datastoreItem xmlns:ds="http://schemas.openxmlformats.org/officeDocument/2006/customXml" ds:itemID="{DDD1D057-1CF2-477D-8364-F15552AE87CE}"/>
+</file>
+
+<file path=customXml/itemProps3.xml><?xml version="1.0" encoding="utf-8"?>
+<ds:datastoreItem xmlns:ds="http://schemas.openxmlformats.org/officeDocument/2006/customXml" ds:itemID="{46990495-BEDF-4AC4-B41E-EF216ADA14A1}"/>
 </file>